--- a/reports/2026-06_lyrica_focus_report.docx
+++ b/reports/2026-06_lyrica_focus_report.docx
@@ -28,6 +28,99 @@
         </w:rPr>
         <w:t>数据范围：2026-06-01 至 2026-06-30｜来源：产品/竞品研究进展 + NKOL 微信/PubMed 明细</w:t>
       </w:r>
+    </w:p>
+    <w:p>
+      <w:pPr>
+        <w:spacing w:before="200" w:after="120"/>
+      </w:pPr>
+      <w:r>
+        <w:rPr>
+          <w:rFonts w:ascii="Microsoft YaHei" w:hAnsi="Microsoft YaHei" w:eastAsia="微软雅黑"/>
+          <w:b/>
+          <w:color w:val="0F766D"/>
+          <w:sz w:val="28"/>
+        </w:rPr>
+        <w:t>管理层摘要</w:t>
+      </w:r>
+    </w:p>
+    <w:p>
+      <w:pPr>
+        <w:spacing w:after="100" w:line="300" w:lineRule="auto"/>
+      </w:pPr>
+      <w:r>
+        <w:rPr>
+          <w:rFonts w:ascii="Microsoft YaHei" w:hAnsi="Microsoft YaHei" w:eastAsia="微软雅黑"/>
+          <w:b/>
+          <w:color w:val="173B3A"/>
+          <w:sz w:val="23"/>
+        </w:rPr>
+        <w:t>6月乐瑞卡的核心信号是：神经病理性疼痛竞争很活跃，本品同成分、局部治疗和抗癫痫/抗抑郁机制竞品同时更新，需要兼顾疗效场景和用药风险管理。</w:t>
+      </w:r>
+    </w:p>
+    <w:p>
+      <w:pPr>
+        <w:spacing w:after="60" w:line="293" w:lineRule="auto"/>
+        <w:ind w:left="160"/>
+      </w:pPr>
+      <w:r>
+        <w:rPr>
+          <w:rFonts w:ascii="Microsoft YaHei" w:hAnsi="Microsoft YaHei" w:eastAsia="微软雅黑"/>
+          <w:b w:val="0"/>
+          <w:color w:val="253638"/>
+          <w:sz w:val="21"/>
+        </w:rPr>
+        <w:t>发生了什么：本月纳入115条产品/竞品进展，58条建议跟进、23条高证据；Clinical和PubMed更新覆盖普瑞巴林、利多卡因、辣椒素、加巴喷丁、拉莫三嗪、托吡酯等。</w:t>
+      </w:r>
+    </w:p>
+    <w:p>
+      <w:pPr>
+        <w:spacing w:after="60" w:line="293" w:lineRule="auto"/>
+        <w:ind w:left="160"/>
+      </w:pPr>
+      <w:r>
+        <w:rPr>
+          <w:rFonts w:ascii="Microsoft YaHei" w:hAnsi="Microsoft YaHei" w:eastAsia="微软雅黑"/>
+          <w:b w:val="0"/>
+          <w:color w:val="253638"/>
+          <w:sz w:val="21"/>
+        </w:rPr>
+        <w:t>关注什么：优先关注普瑞巴林同成分研究、局部利多卡因/辣椒素替代、Neurontin及抗癫痫类竞品在疼痛和癫痫交叉场景中的证据。</w:t>
+      </w:r>
+    </w:p>
+    <w:p>
+      <w:pPr>
+        <w:spacing w:after="60" w:line="293" w:lineRule="auto"/>
+        <w:ind w:left="160"/>
+      </w:pPr>
+      <w:r>
+        <w:rPr>
+          <w:rFonts w:ascii="Microsoft YaHei" w:hAnsi="Microsoft YaHei" w:eastAsia="微软雅黑"/>
+          <w:b w:val="0"/>
+          <w:color w:val="253638"/>
+          <w:sz w:val="21"/>
+        </w:rPr>
+        <w:t>为什么关注：局部治疗可能在安全性和依从性上形成差异化，机制竞品则会影响乐瑞卡在神经病理性疼痛、术后持续疼痛和共病患者中的定位。</w:t>
+      </w:r>
+    </w:p>
+    <w:p>
+      <w:pPr>
+        <w:spacing w:after="60" w:line="293" w:lineRule="auto"/>
+        <w:ind w:left="160"/>
+      </w:pPr>
+      <w:r>
+        <w:rPr>
+          <w:rFonts w:ascii="Microsoft YaHei" w:hAnsi="Microsoft YaHei" w:eastAsia="微软雅黑"/>
+          <w:b w:val="0"/>
+          <w:color w:val="253638"/>
+          <w:sz w:val="21"/>
+        </w:rPr>
+        <w:t>建议动作：把高证据研究按疼痛类型和用药场景分层；补充误用/依赖和安全性沟通素材；更新乐瑞卡与局部治疗、加巴喷丁及抗癫痫竞品的对比表。</w:t>
+      </w:r>
+    </w:p>
+    <w:p>
+      <w:pPr>
+        <w:spacing w:after="40"/>
+      </w:pPr>
     </w:p>
     <w:p>
       <w:pPr>
